--- a/www/questionnaire.docx
+++ b/www/questionnaire.docx
@@ -4069,13 +4069,13 @@
 </file>
 
 <file path=customXml/itemProps1.xml><?xml version="1.0" encoding="utf-8"?>
-<ds:datastoreItem xmlns:ds="http://schemas.openxmlformats.org/officeDocument/2006/customXml" ds:itemID="{8856B395-C85B-4DF1-8FD7-02F656C81E4F}"/>
+<ds:datastoreItem xmlns:ds="http://schemas.openxmlformats.org/officeDocument/2006/customXml" ds:itemID="{2DE9A722-B325-481E-80CA-635284EDE899}"/>
 </file>
 
 <file path=customXml/itemProps2.xml><?xml version="1.0" encoding="utf-8"?>
-<ds:datastoreItem xmlns:ds="http://schemas.openxmlformats.org/officeDocument/2006/customXml" ds:itemID="{C0CA57BC-4CD2-4475-A607-71B7DDF0D5F5}"/>
+<ds:datastoreItem xmlns:ds="http://schemas.openxmlformats.org/officeDocument/2006/customXml" ds:itemID="{C6DF7699-901A-4842-85C7-CBED45D878D1}"/>
 </file>
 
 <file path=customXml/itemProps3.xml><?xml version="1.0" encoding="utf-8"?>
-<ds:datastoreItem xmlns:ds="http://schemas.openxmlformats.org/officeDocument/2006/customXml" ds:itemID="{76B2EBC6-9212-4E57-A6ED-A0650C6769B3}"/>
+<ds:datastoreItem xmlns:ds="http://schemas.openxmlformats.org/officeDocument/2006/customXml" ds:itemID="{124D7A52-904D-4CE5-B5E7-8E17D194E87D}"/>
 </file>